--- a/选题一_益智消除网页游戏/Word版/07_问卷统计与回填模板.docx
+++ b/选题一_益智消除网页游戏/Word版/07_问卷统计与回填模板.docx
@@ -21,7 +21,7 @@
     <w:p>
       <w:pPr>
         <w:spacing w:after="80"/>
-        <w:divId w:val="409617221"/>
+        <w:divId w:val="1886022763"/>
         <w:rPr>
           <w:rFonts w:ascii="微软雅黑" w:eastAsia="微软雅黑" w:hAnsi="微软雅黑" w:hint="eastAsia"/>
           <w:color w:val="404040"/>
@@ -114,7 +114,7 @@
     <w:p>
       <w:pPr>
         <w:spacing w:after="80"/>
-        <w:divId w:val="409617221"/>
+        <w:divId w:val="1886022763"/>
         <w:rPr>
           <w:rFonts w:ascii="微软雅黑" w:eastAsia="微软雅黑" w:hAnsi="微软雅黑" w:hint="eastAsia"/>
           <w:color w:val="404040"/>
@@ -17693,9 +17693,9 @@
 <file path=word/numbering.xml><?xml version="1.0" encoding="utf-8"?>
 <w:numbering xmlns:wpc="http://schemas.microsoft.com/office/word/2010/wordprocessingCanvas" xmlns:cx="http://schemas.microsoft.com/office/drawing/2014/chartex" xmlns:cx1="http://schemas.microsoft.com/office/drawing/2015/9/8/chartex" xmlns:cx2="http://schemas.microsoft.com/office/drawing/2015/10/21/chartex" xmlns:cx3="http://schemas.microsoft.com/office/drawing/2016/5/9/chartex" xmlns:cx4="http://schemas.microsoft.com/office/drawing/2016/5/10/chartex" xmlns:cx5="http://schemas.microsoft.com/office/drawing/2016/5/11/chartex" xmlns:cx6="http://schemas.microsoft.com/office/drawing/2016/5/12/chartex" xmlns:cx7="http://schemas.microsoft.com/office/drawing/2016/5/13/chartex" xmlns:cx8="http://schemas.microsoft.com/office/drawing/2016/5/14/chartex" xmlns:mc="http://schemas.openxmlformats.org/markup-compatibility/2006" xmlns:aink="http://schemas.microsoft.com/office/drawing/2016/ink" xmlns:am3d="http://schemas.microsoft.com/office/drawing/2017/model3d" xmlns:o="urn:schemas-microsoft-com:office:office" xmlns:oel="http://schemas.microsoft.com/office/2019/extlst" xmlns:r="http://schemas.openxmlformats.org/officeDocument/2006/relationships" xmlns:m="http://schemas.openxmlformats.org/officeDocument/2006/math" xmlns:v="urn:schemas-microsoft-com:vml" xmlns:wp14="http://schemas.microsoft.com/office/word/2010/wordprocessingDrawing" xmlns:wp="http://schemas.openxmlformats.org/drawingml/2006/wordprocessingDrawing" xmlns:w10="urn:schemas-microsoft-com:office:word" xmlns:w="http://schemas.openxmlformats.org/wordprocessingml/2006/main" xmlns:w14="http://schemas.microsoft.com/office/word/2010/wordml" xmlns:w15="http://schemas.microsoft.com/office/word/2012/wordml" xmlns:w16cex="http://schemas.microsoft.com/office/word/2018/wordml/cex" xmlns:w16cid="http://schemas.microsoft.com/office/word/2016/wordml/cid" xmlns:w16="http://schemas.microsoft.com/office/word/2018/wordml" xmlns:w16du="http://schemas.microsoft.com/office/word/2023/wordml/word16du" xmlns:w16sdtdh="http://schemas.microsoft.com/office/word/2020/wordml/sdtdatahash" xmlns:w16sdtfl="http://schemas.microsoft.com/office/word/2024/wordml/sdtformatlock" xmlns:w16se="http://schemas.microsoft.com/office/word/2015/wordml/symex" xmlns:wpg="http://schemas.microsoft.com/office/word/2010/wordprocessingGroup" xmlns:wpi="http://schemas.microsoft.com/office/word/2010/wordprocessingInk" xmlns:wne="http://schemas.microsoft.com/office/word/2006/wordml" xmlns:wps="http://schemas.microsoft.com/office/word/2010/wordprocessingShape" mc:Ignorable="w14 w15 w16se w16cid w16 w16cex w16sdtdh w16sdtfl w16du wp14">
   <w:abstractNum w:abstractNumId="0" w15:restartNumberingAfterBreak="0">
-    <w:nsid w:val="4BD97B83"/>
+    <w:nsid w:val="71690EC2"/>
     <w:multiLevelType w:val="multilevel"/>
-    <w:tmpl w:val="2264A78C"/>
+    <w:tmpl w:val="CD68BE84"/>
     <w:lvl w:ilvl="0">
       <w:start w:val="1"/>
       <w:numFmt w:val="bullet"/>
@@ -17841,7 +17841,7 @@
       </w:rPr>
     </w:lvl>
   </w:abstractNum>
-  <w:num w:numId="1" w16cid:durableId="443425592">
+  <w:num w:numId="1" w16cid:durableId="541669684">
     <w:abstractNumId w:val="0"/>
   </w:num>
 </w:numbering>
@@ -18502,7 +18502,7 @@
     <w:link w:val="a7"/>
     <w:uiPriority w:val="99"/>
     <w:unhideWhenUsed/>
-    <w:rsid w:val="00487971"/>
+    <w:rsid w:val="007419FE"/>
     <w:pPr>
       <w:tabs>
         <w:tab w:val="center" w:pos="4153"/>
@@ -18521,7 +18521,7 @@
     <w:basedOn w:val="a0"/>
     <w:link w:val="a6"/>
     <w:uiPriority w:val="99"/>
-    <w:rsid w:val="00487971"/>
+    <w:rsid w:val="007419FE"/>
     <w:rPr>
       <w:rFonts w:ascii="宋体" w:eastAsia="宋体" w:hAnsi="宋体" w:cs="宋体"/>
       <w:sz w:val="18"/>
@@ -18534,7 +18534,7 @@
     <w:link w:val="a9"/>
     <w:uiPriority w:val="99"/>
     <w:unhideWhenUsed/>
-    <w:rsid w:val="00487971"/>
+    <w:rsid w:val="007419FE"/>
     <w:pPr>
       <w:tabs>
         <w:tab w:val="center" w:pos="4153"/>
@@ -18552,7 +18552,7 @@
     <w:basedOn w:val="a0"/>
     <w:link w:val="a8"/>
     <w:uiPriority w:val="99"/>
-    <w:rsid w:val="00487971"/>
+    <w:rsid w:val="007419FE"/>
     <w:rPr>
       <w:rFonts w:ascii="宋体" w:eastAsia="宋体" w:hAnsi="宋体" w:cs="宋体"/>
       <w:sz w:val="18"/>
@@ -18565,7 +18565,7 @@
     <w:uiPriority w:val="99"/>
     <w:semiHidden/>
     <w:unhideWhenUsed/>
-    <w:rsid w:val="00487971"/>
+    <w:rsid w:val="007419FE"/>
   </w:style>
 </w:styles>
 </file>

--- a/选题一_益智消除网页游戏/Word版/07_问卷统计与回填模板.docx
+++ b/选题一_益智消除网页游戏/Word版/07_问卷统计与回填模板.docx
@@ -21,7 +21,7 @@
     <w:p>
       <w:pPr>
         <w:spacing w:after="80"/>
-        <w:divId w:val="1886022763"/>
+        <w:divId w:val="780303902"/>
         <w:rPr>
           <w:rFonts w:ascii="微软雅黑" w:eastAsia="微软雅黑" w:hAnsi="微软雅黑" w:hint="eastAsia"/>
           <w:color w:val="404040"/>
@@ -114,7 +114,7 @@
     <w:p>
       <w:pPr>
         <w:spacing w:after="80"/>
-        <w:divId w:val="1886022763"/>
+        <w:divId w:val="780303902"/>
         <w:rPr>
           <w:rFonts w:ascii="微软雅黑" w:eastAsia="微软雅黑" w:hAnsi="微软雅黑" w:hint="eastAsia"/>
           <w:color w:val="404040"/>
@@ -17693,9 +17693,9 @@
 <file path=word/numbering.xml><?xml version="1.0" encoding="utf-8"?>
 <w:numbering xmlns:wpc="http://schemas.microsoft.com/office/word/2010/wordprocessingCanvas" xmlns:cx="http://schemas.microsoft.com/office/drawing/2014/chartex" xmlns:cx1="http://schemas.microsoft.com/office/drawing/2015/9/8/chartex" xmlns:cx2="http://schemas.microsoft.com/office/drawing/2015/10/21/chartex" xmlns:cx3="http://schemas.microsoft.com/office/drawing/2016/5/9/chartex" xmlns:cx4="http://schemas.microsoft.com/office/drawing/2016/5/10/chartex" xmlns:cx5="http://schemas.microsoft.com/office/drawing/2016/5/11/chartex" xmlns:cx6="http://schemas.microsoft.com/office/drawing/2016/5/12/chartex" xmlns:cx7="http://schemas.microsoft.com/office/drawing/2016/5/13/chartex" xmlns:cx8="http://schemas.microsoft.com/office/drawing/2016/5/14/chartex" xmlns:mc="http://schemas.openxmlformats.org/markup-compatibility/2006" xmlns:aink="http://schemas.microsoft.com/office/drawing/2016/ink" xmlns:am3d="http://schemas.microsoft.com/office/drawing/2017/model3d" xmlns:o="urn:schemas-microsoft-com:office:office" xmlns:oel="http://schemas.microsoft.com/office/2019/extlst" xmlns:r="http://schemas.openxmlformats.org/officeDocument/2006/relationships" xmlns:m="http://schemas.openxmlformats.org/officeDocument/2006/math" xmlns:v="urn:schemas-microsoft-com:vml" xmlns:wp14="http://schemas.microsoft.com/office/word/2010/wordprocessingDrawing" xmlns:wp="http://schemas.openxmlformats.org/drawingml/2006/wordprocessingDrawing" xmlns:w10="urn:schemas-microsoft-com:office:word" xmlns:w="http://schemas.openxmlformats.org/wordprocessingml/2006/main" xmlns:w14="http://schemas.microsoft.com/office/word/2010/wordml" xmlns:w15="http://schemas.microsoft.com/office/word/2012/wordml" xmlns:w16cex="http://schemas.microsoft.com/office/word/2018/wordml/cex" xmlns:w16cid="http://schemas.microsoft.com/office/word/2016/wordml/cid" xmlns:w16="http://schemas.microsoft.com/office/word/2018/wordml" xmlns:w16du="http://schemas.microsoft.com/office/word/2023/wordml/word16du" xmlns:w16sdtdh="http://schemas.microsoft.com/office/word/2020/wordml/sdtdatahash" xmlns:w16sdtfl="http://schemas.microsoft.com/office/word/2024/wordml/sdtformatlock" xmlns:w16se="http://schemas.microsoft.com/office/word/2015/wordml/symex" xmlns:wpg="http://schemas.microsoft.com/office/word/2010/wordprocessingGroup" xmlns:wpi="http://schemas.microsoft.com/office/word/2010/wordprocessingInk" xmlns:wne="http://schemas.microsoft.com/office/word/2006/wordml" xmlns:wps="http://schemas.microsoft.com/office/word/2010/wordprocessingShape" mc:Ignorable="w14 w15 w16se w16cid w16 w16cex w16sdtdh w16sdtfl w16du wp14">
   <w:abstractNum w:abstractNumId="0" w15:restartNumberingAfterBreak="0">
-    <w:nsid w:val="71690EC2"/>
+    <w:nsid w:val="021D44A8"/>
     <w:multiLevelType w:val="multilevel"/>
-    <w:tmpl w:val="CD68BE84"/>
+    <w:tmpl w:val="5008BEA6"/>
     <w:lvl w:ilvl="0">
       <w:start w:val="1"/>
       <w:numFmt w:val="bullet"/>
@@ -17841,7 +17841,7 @@
       </w:rPr>
     </w:lvl>
   </w:abstractNum>
-  <w:num w:numId="1" w16cid:durableId="541669684">
+  <w:num w:numId="1" w16cid:durableId="1198274424">
     <w:abstractNumId w:val="0"/>
   </w:num>
 </w:numbering>
@@ -18502,7 +18502,7 @@
     <w:link w:val="a7"/>
     <w:uiPriority w:val="99"/>
     <w:unhideWhenUsed/>
-    <w:rsid w:val="007419FE"/>
+    <w:rsid w:val="003C37AC"/>
     <w:pPr>
       <w:tabs>
         <w:tab w:val="center" w:pos="4153"/>
@@ -18521,7 +18521,7 @@
     <w:basedOn w:val="a0"/>
     <w:link w:val="a6"/>
     <w:uiPriority w:val="99"/>
-    <w:rsid w:val="007419FE"/>
+    <w:rsid w:val="003C37AC"/>
     <w:rPr>
       <w:rFonts w:ascii="宋体" w:eastAsia="宋体" w:hAnsi="宋体" w:cs="宋体"/>
       <w:sz w:val="18"/>
@@ -18534,7 +18534,7 @@
     <w:link w:val="a9"/>
     <w:uiPriority w:val="99"/>
     <w:unhideWhenUsed/>
-    <w:rsid w:val="007419FE"/>
+    <w:rsid w:val="003C37AC"/>
     <w:pPr>
       <w:tabs>
         <w:tab w:val="center" w:pos="4153"/>
@@ -18552,7 +18552,7 @@
     <w:basedOn w:val="a0"/>
     <w:link w:val="a8"/>
     <w:uiPriority w:val="99"/>
-    <w:rsid w:val="007419FE"/>
+    <w:rsid w:val="003C37AC"/>
     <w:rPr>
       <w:rFonts w:ascii="宋体" w:eastAsia="宋体" w:hAnsi="宋体" w:cs="宋体"/>
       <w:sz w:val="18"/>
@@ -18565,7 +18565,7 @@
     <w:uiPriority w:val="99"/>
     <w:semiHidden/>
     <w:unhideWhenUsed/>
-    <w:rsid w:val="007419FE"/>
+    <w:rsid w:val="003C37AC"/>
   </w:style>
 </w:styles>
 </file>

--- a/选题一_益智消除网页游戏/Word版/07_问卷统计与回填模板.docx
+++ b/选题一_益智消除网页游戏/Word版/07_问卷统计与回填模板.docx
@@ -21,7 +21,7 @@
     <w:p>
       <w:pPr>
         <w:spacing w:after="80"/>
-        <w:divId w:val="780303902"/>
+        <w:divId w:val="448815885"/>
         <w:rPr>
           <w:rFonts w:ascii="微软雅黑" w:eastAsia="微软雅黑" w:hAnsi="微软雅黑" w:hint="eastAsia"/>
           <w:color w:val="404040"/>
@@ -114,7 +114,7 @@
     <w:p>
       <w:pPr>
         <w:spacing w:after="80"/>
-        <w:divId w:val="780303902"/>
+        <w:divId w:val="448815885"/>
         <w:rPr>
           <w:rFonts w:ascii="微软雅黑" w:eastAsia="微软雅黑" w:hAnsi="微软雅黑" w:hint="eastAsia"/>
           <w:color w:val="404040"/>
@@ -17693,9 +17693,9 @@
 <file path=word/numbering.xml><?xml version="1.0" encoding="utf-8"?>
 <w:numbering xmlns:wpc="http://schemas.microsoft.com/office/word/2010/wordprocessingCanvas" xmlns:cx="http://schemas.microsoft.com/office/drawing/2014/chartex" xmlns:cx1="http://schemas.microsoft.com/office/drawing/2015/9/8/chartex" xmlns:cx2="http://schemas.microsoft.com/office/drawing/2015/10/21/chartex" xmlns:cx3="http://schemas.microsoft.com/office/drawing/2016/5/9/chartex" xmlns:cx4="http://schemas.microsoft.com/office/drawing/2016/5/10/chartex" xmlns:cx5="http://schemas.microsoft.com/office/drawing/2016/5/11/chartex" xmlns:cx6="http://schemas.microsoft.com/office/drawing/2016/5/12/chartex" xmlns:cx7="http://schemas.microsoft.com/office/drawing/2016/5/13/chartex" xmlns:cx8="http://schemas.microsoft.com/office/drawing/2016/5/14/chartex" xmlns:mc="http://schemas.openxmlformats.org/markup-compatibility/2006" xmlns:aink="http://schemas.microsoft.com/office/drawing/2016/ink" xmlns:am3d="http://schemas.microsoft.com/office/drawing/2017/model3d" xmlns:o="urn:schemas-microsoft-com:office:office" xmlns:oel="http://schemas.microsoft.com/office/2019/extlst" xmlns:r="http://schemas.openxmlformats.org/officeDocument/2006/relationships" xmlns:m="http://schemas.openxmlformats.org/officeDocument/2006/math" xmlns:v="urn:schemas-microsoft-com:vml" xmlns:wp14="http://schemas.microsoft.com/office/word/2010/wordprocessingDrawing" xmlns:wp="http://schemas.openxmlformats.org/drawingml/2006/wordprocessingDrawing" xmlns:w10="urn:schemas-microsoft-com:office:word" xmlns:w="http://schemas.openxmlformats.org/wordprocessingml/2006/main" xmlns:w14="http://schemas.microsoft.com/office/word/2010/wordml" xmlns:w15="http://schemas.microsoft.com/office/word/2012/wordml" xmlns:w16cex="http://schemas.microsoft.com/office/word/2018/wordml/cex" xmlns:w16cid="http://schemas.microsoft.com/office/word/2016/wordml/cid" xmlns:w16="http://schemas.microsoft.com/office/word/2018/wordml" xmlns:w16du="http://schemas.microsoft.com/office/word/2023/wordml/word16du" xmlns:w16sdtdh="http://schemas.microsoft.com/office/word/2020/wordml/sdtdatahash" xmlns:w16sdtfl="http://schemas.microsoft.com/office/word/2024/wordml/sdtformatlock" xmlns:w16se="http://schemas.microsoft.com/office/word/2015/wordml/symex" xmlns:wpg="http://schemas.microsoft.com/office/word/2010/wordprocessingGroup" xmlns:wpi="http://schemas.microsoft.com/office/word/2010/wordprocessingInk" xmlns:wne="http://schemas.microsoft.com/office/word/2006/wordml" xmlns:wps="http://schemas.microsoft.com/office/word/2010/wordprocessingShape" mc:Ignorable="w14 w15 w16se w16cid w16 w16cex w16sdtdh w16sdtfl w16du wp14">
   <w:abstractNum w:abstractNumId="0" w15:restartNumberingAfterBreak="0">
-    <w:nsid w:val="021D44A8"/>
+    <w:nsid w:val="06163812"/>
     <w:multiLevelType w:val="multilevel"/>
-    <w:tmpl w:val="5008BEA6"/>
+    <w:tmpl w:val="A9580430"/>
     <w:lvl w:ilvl="0">
       <w:start w:val="1"/>
       <w:numFmt w:val="bullet"/>
@@ -17841,7 +17841,7 @@
       </w:rPr>
     </w:lvl>
   </w:abstractNum>
-  <w:num w:numId="1" w16cid:durableId="1198274424">
+  <w:num w:numId="1" w16cid:durableId="197011132">
     <w:abstractNumId w:val="0"/>
   </w:num>
 </w:numbering>
@@ -18502,7 +18502,7 @@
     <w:link w:val="a7"/>
     <w:uiPriority w:val="99"/>
     <w:unhideWhenUsed/>
-    <w:rsid w:val="003C37AC"/>
+    <w:rsid w:val="004658BA"/>
     <w:pPr>
       <w:tabs>
         <w:tab w:val="center" w:pos="4153"/>
@@ -18521,7 +18521,7 @@
     <w:basedOn w:val="a0"/>
     <w:link w:val="a6"/>
     <w:uiPriority w:val="99"/>
-    <w:rsid w:val="003C37AC"/>
+    <w:rsid w:val="004658BA"/>
     <w:rPr>
       <w:rFonts w:ascii="宋体" w:eastAsia="宋体" w:hAnsi="宋体" w:cs="宋体"/>
       <w:sz w:val="18"/>
@@ -18534,7 +18534,7 @@
     <w:link w:val="a9"/>
     <w:uiPriority w:val="99"/>
     <w:unhideWhenUsed/>
-    <w:rsid w:val="003C37AC"/>
+    <w:rsid w:val="004658BA"/>
     <w:pPr>
       <w:tabs>
         <w:tab w:val="center" w:pos="4153"/>
@@ -18552,7 +18552,7 @@
     <w:basedOn w:val="a0"/>
     <w:link w:val="a8"/>
     <w:uiPriority w:val="99"/>
-    <w:rsid w:val="003C37AC"/>
+    <w:rsid w:val="004658BA"/>
     <w:rPr>
       <w:rFonts w:ascii="宋体" w:eastAsia="宋体" w:hAnsi="宋体" w:cs="宋体"/>
       <w:sz w:val="18"/>
@@ -18565,7 +18565,7 @@
     <w:uiPriority w:val="99"/>
     <w:semiHidden/>
     <w:unhideWhenUsed/>
-    <w:rsid w:val="003C37AC"/>
+    <w:rsid w:val="004658BA"/>
   </w:style>
 </w:styles>
 </file>
